--- a/btabok/niveau-1/deel-01/reader.docx
+++ b/btabok/niveau-1/deel-01/reader.docx
@@ -480,7 +480,53 @@
     </w:p>
     <w:p>
       <w:pPr>
-        <w:spacing w:after="100" w:before="100"/>
+        <w:spacing w:after="80" w:before="200"/>
+        <w:jc w:val="center"/>
+      </w:pPr>
+      <w:r>
+        <w:drawing>
+          <wp:inline distT="0" distB="0" distL="0" distR="0">
+            <wp:extent cx="5715000" cy="3810000"/>
+            <wp:effectExtent t="0" r="0" b="0" l="0"/>
+            <wp:docPr id="1" name="figuur-1-1" descr="FIGUUR 1-1: tijdlijn van Claudette's eerste vier maanden bij Meridiaan, met de vier gebeurtenissen uit 1.2 en het assessmentgesprek als eindpunt" title="Figuur 1-1"/>
+            <wp:cNvGraphicFramePr>
+              <a:graphicFrameLocks xmlns:a="http://schemas.openxmlformats.org/drawingml/2006/main" noChangeAspect="1"/>
+            </wp:cNvGraphicFramePr>
+            <a:graphic xmlns:a="http://schemas.openxmlformats.org/drawingml/2006/main">
+              <a:graphicData uri="http://schemas.openxmlformats.org/drawingml/2006/picture">
+                <pic:pic xmlns:pic="http://schemas.openxmlformats.org/drawingml/2006/picture">
+                  <pic:nvPicPr>
+                    <pic:cNvPr id="0" name="" descr=""/>
+                    <pic:cNvPicPr>
+                      <a:picLocks noChangeAspect="1" noChangeArrowheads="1"/>
+                    </pic:cNvPicPr>
+                  </pic:nvPicPr>
+                  <pic:blipFill>
+                    <a:blip r:embed="rId9" cstate="none"/>
+                    <a:srcRect/>
+                    <a:stretch>
+                      <a:fillRect/>
+                    </a:stretch>
+                  </pic:blipFill>
+                  <pic:spPr bwMode="auto">
+                    <a:xfrm>
+                      <a:off x="0" y="0"/>
+                      <a:ext cx="5715000" cy="3810000"/>
+                    </a:xfrm>
+                    <a:prstGeom prst="rect">
+                      <a:avLst/>
+                    </a:prstGeom>
+                  </pic:spPr>
+                </pic:pic>
+              </a:graphicData>
+            </a:graphic>
+          </wp:inline>
+        </w:drawing>
+      </w:r>
+    </w:p>
+    <w:p>
+      <w:pPr>
+        <w:jc w:val="center"/>
       </w:pPr>
       <w:r>
         <w:rPr>
@@ -488,10 +534,10 @@
           <w:i/>
           <w:iCs/>
           <w:color w:val="55606F"/>
-          <w:sz w:val="20"/>
-          <w:szCs w:val="20"/>
-        </w:rPr>
-        <w:t xml:space="preserve">[Figuur volgt later — FIGUUR 1-1: tijdlijn van Claudette's eerste vier maanden bij Meridiaan, met de vier gebeurtenissen uit 1.2 en het assessmentgesprek als eindpunt]</w:t>
+          <w:sz w:val="18"/>
+          <w:szCs w:val="18"/>
+        </w:rPr>
+        <w:t xml:space="preserve">Figuur 1-1</w:t>
       </w:r>
     </w:p>
     <w:p>
@@ -1589,7 +1635,53 @@
     </w:p>
     <w:p>
       <w:pPr>
-        <w:spacing w:after="100" w:before="100"/>
+        <w:spacing w:after="80" w:before="200"/>
+        <w:jc w:val="center"/>
+      </w:pPr>
+      <w:r>
+        <w:drawing>
+          <wp:inline distT="0" distB="0" distL="0" distR="0">
+            <wp:extent cx="5715000" cy="3810000"/>
+            <wp:effectExtent t="0" r="0" b="0" l="0"/>
+            <wp:docPr id="1" name="figuur-1-2" descr="FIGUUR 1-2: de vijf kernpijlers als fundament met daarop de vijf specialisaties" title="Figuur 1-2"/>
+            <wp:cNvGraphicFramePr>
+              <a:graphicFrameLocks xmlns:a="http://schemas.openxmlformats.org/drawingml/2006/main" noChangeAspect="1"/>
+            </wp:cNvGraphicFramePr>
+            <a:graphic xmlns:a="http://schemas.openxmlformats.org/drawingml/2006/main">
+              <a:graphicData uri="http://schemas.openxmlformats.org/drawingml/2006/picture">
+                <pic:pic xmlns:pic="http://schemas.openxmlformats.org/drawingml/2006/picture">
+                  <pic:nvPicPr>
+                    <pic:cNvPr id="0" name="" descr=""/>
+                    <pic:cNvPicPr>
+                      <a:picLocks noChangeAspect="1" noChangeArrowheads="1"/>
+                    </pic:cNvPicPr>
+                  </pic:nvPicPr>
+                  <pic:blipFill>
+                    <a:blip r:embed="rId10" cstate="none"/>
+                    <a:srcRect/>
+                    <a:stretch>
+                      <a:fillRect/>
+                    </a:stretch>
+                  </pic:blipFill>
+                  <pic:spPr bwMode="auto">
+                    <a:xfrm>
+                      <a:off x="0" y="0"/>
+                      <a:ext cx="5715000" cy="3810000"/>
+                    </a:xfrm>
+                    <a:prstGeom prst="rect">
+                      <a:avLst/>
+                    </a:prstGeom>
+                  </pic:spPr>
+                </pic:pic>
+              </a:graphicData>
+            </a:graphic>
+          </wp:inline>
+        </w:drawing>
+      </w:r>
+    </w:p>
+    <w:p>
+      <w:pPr>
+        <w:jc w:val="center"/>
       </w:pPr>
       <w:r>
         <w:rPr>
@@ -1597,10 +1689,10 @@
           <w:i/>
           <w:iCs/>
           <w:color w:val="55606F"/>
-          <w:sz w:val="20"/>
-          <w:szCs w:val="20"/>
-        </w:rPr>
-        <w:t xml:space="preserve">[Figuur volgt later — FIGUUR 1-2: de vijf kernpijlers als fundament met daarop de vijf specialisaties]</w:t>
+          <w:sz w:val="18"/>
+          <w:szCs w:val="18"/>
+        </w:rPr>
+        <w:t xml:space="preserve">Figuur 1-2</w:t>
       </w:r>
     </w:p>
     <w:tbl>
@@ -2411,7 +2503,53 @@
     </w:p>
     <w:p>
       <w:pPr>
-        <w:spacing w:after="100" w:before="100"/>
+        <w:spacing w:after="80" w:before="200"/>
+        <w:jc w:val="center"/>
+      </w:pPr>
+      <w:r>
+        <w:drawing>
+          <wp:inline distT="0" distB="0" distL="0" distR="0">
+            <wp:extent cx="5715000" cy="3810000"/>
+            <wp:effectExtent t="0" r="0" b="0" l="0"/>
+            <wp:docPr id="1" name="figuur-1-3" descr="FIGUUR 1-3: de vijf bouwstukken van de BoK met de bijbehorende cursusdelen erin gemerkt" title="Figuur 1-3"/>
+            <wp:cNvGraphicFramePr>
+              <a:graphicFrameLocks xmlns:a="http://schemas.openxmlformats.org/drawingml/2006/main" noChangeAspect="1"/>
+            </wp:cNvGraphicFramePr>
+            <a:graphic xmlns:a="http://schemas.openxmlformats.org/drawingml/2006/main">
+              <a:graphicData uri="http://schemas.openxmlformats.org/drawingml/2006/picture">
+                <pic:pic xmlns:pic="http://schemas.openxmlformats.org/drawingml/2006/picture">
+                  <pic:nvPicPr>
+                    <pic:cNvPr id="0" name="" descr=""/>
+                    <pic:cNvPicPr>
+                      <a:picLocks noChangeAspect="1" noChangeArrowheads="1"/>
+                    </pic:cNvPicPr>
+                  </pic:nvPicPr>
+                  <pic:blipFill>
+                    <a:blip r:embed="rId11" cstate="none"/>
+                    <a:srcRect/>
+                    <a:stretch>
+                      <a:fillRect/>
+                    </a:stretch>
+                  </pic:blipFill>
+                  <pic:spPr bwMode="auto">
+                    <a:xfrm>
+                      <a:off x="0" y="0"/>
+                      <a:ext cx="5715000" cy="3810000"/>
+                    </a:xfrm>
+                    <a:prstGeom prst="rect">
+                      <a:avLst/>
+                    </a:prstGeom>
+                  </pic:spPr>
+                </pic:pic>
+              </a:graphicData>
+            </a:graphic>
+          </wp:inline>
+        </w:drawing>
+      </w:r>
+    </w:p>
+    <w:p>
+      <w:pPr>
+        <w:jc w:val="center"/>
       </w:pPr>
       <w:r>
         <w:rPr>
@@ -2419,10 +2557,10 @@
           <w:i/>
           <w:iCs/>
           <w:color w:val="55606F"/>
-          <w:sz w:val="20"/>
-          <w:szCs w:val="20"/>
-        </w:rPr>
-        <w:t xml:space="preserve">[Figuur volgt later — FIGUUR 1-3: de vijf bouwstukken van de BoK met de bijbehorende cursusdelen erin gemerkt]</w:t>
+          <w:sz w:val="18"/>
+          <w:szCs w:val="18"/>
+        </w:rPr>
+        <w:t xml:space="preserve">Figuur 1-3</w:t>
       </w:r>
     </w:p>
     <w:tbl>
@@ -4139,7 +4277,53 @@
     </w:p>
     <w:p>
       <w:pPr>
-        <w:spacing w:after="100" w:before="100"/>
+        <w:spacing w:after="80" w:before="200"/>
+        <w:jc w:val="center"/>
+      </w:pPr>
+      <w:r>
+        <w:drawing>
+          <wp:inline distT="0" distB="0" distL="0" distR="0">
+            <wp:extent cx="5715000" cy="3810000"/>
+            <wp:effectExtent t="0" r="0" b="0" l="0"/>
+            <wp:docPr id="1" name="figuur-1-4" descr="FIGUUR 1-4: positioneringsmatrix — as 1 proces/persoon, as 2 organisatie/individu, met TOGAF, ArchiMate, BIZBOK, iSAQB en BTABoK geplaatst" title="Figuur 1-4"/>
+            <wp:cNvGraphicFramePr>
+              <a:graphicFrameLocks xmlns:a="http://schemas.openxmlformats.org/drawingml/2006/main" noChangeAspect="1"/>
+            </wp:cNvGraphicFramePr>
+            <a:graphic xmlns:a="http://schemas.openxmlformats.org/drawingml/2006/main">
+              <a:graphicData uri="http://schemas.openxmlformats.org/drawingml/2006/picture">
+                <pic:pic xmlns:pic="http://schemas.openxmlformats.org/drawingml/2006/picture">
+                  <pic:nvPicPr>
+                    <pic:cNvPr id="0" name="" descr=""/>
+                    <pic:cNvPicPr>
+                      <a:picLocks noChangeAspect="1" noChangeArrowheads="1"/>
+                    </pic:cNvPicPr>
+                  </pic:nvPicPr>
+                  <pic:blipFill>
+                    <a:blip r:embed="rId12" cstate="none"/>
+                    <a:srcRect/>
+                    <a:stretch>
+                      <a:fillRect/>
+                    </a:stretch>
+                  </pic:blipFill>
+                  <pic:spPr bwMode="auto">
+                    <a:xfrm>
+                      <a:off x="0" y="0"/>
+                      <a:ext cx="5715000" cy="3810000"/>
+                    </a:xfrm>
+                    <a:prstGeom prst="rect">
+                      <a:avLst/>
+                    </a:prstGeom>
+                  </pic:spPr>
+                </pic:pic>
+              </a:graphicData>
+            </a:graphic>
+          </wp:inline>
+        </w:drawing>
+      </w:r>
+    </w:p>
+    <w:p>
+      <w:pPr>
+        <w:jc w:val="center"/>
       </w:pPr>
       <w:r>
         <w:rPr>
@@ -4147,10 +4331,10 @@
           <w:i/>
           <w:iCs/>
           <w:color w:val="55606F"/>
-          <w:sz w:val="20"/>
-          <w:szCs w:val="20"/>
-        </w:rPr>
-        <w:t xml:space="preserve">[Figuur volgt later — FIGUUR 1-4: positioneringsmatrix — as 1 proces/persoon, as 2 organisatie/individu, met TOGAF, ArchiMate, BIZBOK, iSAQB en BTABoK geplaatst]</w:t>
+          <w:sz w:val="18"/>
+          <w:szCs w:val="18"/>
+        </w:rPr>
+        <w:t xml:space="preserve">Figuur 1-4</w:t>
       </w:r>
     </w:p>
     <w:tbl>
@@ -4979,7 +5163,53 @@
     </w:p>
     <w:p>
       <w:pPr>
-        <w:spacing w:after="100" w:before="100"/>
+        <w:spacing w:after="80" w:before="200"/>
+        <w:jc w:val="center"/>
+      </w:pPr>
+      <w:r>
+        <w:drawing>
+          <wp:inline distT="0" distB="0" distL="0" distR="0">
+            <wp:extent cx="5715000" cy="3810000"/>
+            <wp:effectExtent t="0" r="0" b="0" l="0"/>
+            <wp:docPr id="1" name="figuur-1-5" descr="FIGUUR 1-5: de CITA-trap met per trede de toetsvorm en de ervaringsdrempel" title="Figuur 1-5"/>
+            <wp:cNvGraphicFramePr>
+              <a:graphicFrameLocks xmlns:a="http://schemas.openxmlformats.org/drawingml/2006/main" noChangeAspect="1"/>
+            </wp:cNvGraphicFramePr>
+            <a:graphic xmlns:a="http://schemas.openxmlformats.org/drawingml/2006/main">
+              <a:graphicData uri="http://schemas.openxmlformats.org/drawingml/2006/picture">
+                <pic:pic xmlns:pic="http://schemas.openxmlformats.org/drawingml/2006/picture">
+                  <pic:nvPicPr>
+                    <pic:cNvPr id="0" name="" descr=""/>
+                    <pic:cNvPicPr>
+                      <a:picLocks noChangeAspect="1" noChangeArrowheads="1"/>
+                    </pic:cNvPicPr>
+                  </pic:nvPicPr>
+                  <pic:blipFill>
+                    <a:blip r:embed="rId13" cstate="none"/>
+                    <a:srcRect/>
+                    <a:stretch>
+                      <a:fillRect/>
+                    </a:stretch>
+                  </pic:blipFill>
+                  <pic:spPr bwMode="auto">
+                    <a:xfrm>
+                      <a:off x="0" y="0"/>
+                      <a:ext cx="5715000" cy="3810000"/>
+                    </a:xfrm>
+                    <a:prstGeom prst="rect">
+                      <a:avLst/>
+                    </a:prstGeom>
+                  </pic:spPr>
+                </pic:pic>
+              </a:graphicData>
+            </a:graphic>
+          </wp:inline>
+        </w:drawing>
+      </w:r>
+    </w:p>
+    <w:p>
+      <w:pPr>
+        <w:jc w:val="center"/>
       </w:pPr>
       <w:r>
         <w:rPr>
@@ -4987,10 +5217,10 @@
           <w:i/>
           <w:iCs/>
           <w:color w:val="55606F"/>
-          <w:sz w:val="20"/>
-          <w:szCs w:val="20"/>
-        </w:rPr>
-        <w:t xml:space="preserve">[Figuur volgt later — FIGUUR 1-5: de CITA-trap met per trede de toetsvorm en de ervaringsdrempel]</w:t>
+          <w:sz w:val="18"/>
+          <w:szCs w:val="18"/>
+        </w:rPr>
+        <w:t xml:space="preserve">Figuur 1-5</w:t>
       </w:r>
     </w:p>
     <w:tbl>
